--- a/PlaceOS_지원서류_0_메일문안.docx
+++ b/PlaceOS_지원서류_0_메일문안.docx
@@ -279,7 +279,7 @@
           <w:color w:val="16202E"/>
           <w:sz w:val="19"/>
         </w:rPr>
-        <w:t xml:space="preserve">  서울 66개 상권의 공실을 건축물대장 실측으로 건물·층 단위까지 산출하고,</w:t>
+        <w:t xml:space="preserve">  서울 81개 상권의 공실을 건축물대장 실측으로 건물·층 단위까지 산출하고,</w:t>
       </w:r>
     </w:p>
     <w:p>
@@ -296,7 +296,24 @@
           <w:color w:val="16202E"/>
           <w:sz w:val="19"/>
         </w:rPr>
-        <w:t xml:space="preserve">  업종 추천과 입점 ROI 시뮬레이션을 결합했습니다.</w:t>
+        <w:t xml:space="preserve">  업종 추천과 입점 ROI 시뮬레이션, 예비창업자의 팝업·가오픈·MVP 검증</w:t>
+      </w:r>
+    </w:p>
+    <w:p>
+      <w:pPr>
+        <w:shd w:val="clear" w:color="auto" w:fill="F7F9FB"/>
+        <w:spacing w:before="0" w:after="0" w:line="331" w:lineRule="auto"/>
+        <w:ind w:left="181" w:right="181"/>
+      </w:pPr>
+      <w:r>
+        <w:rPr>
+          <w:rFonts w:ascii="Noto Sans KR" w:hAnsi="Noto Sans KR" w:eastAsia="Noto Sans KR" w:cs="Noto Sans KR"/>
+          <w:b w:val="0"/>
+          <w:i w:val="0"/>
+          <w:color w:val="16202E"/>
+          <w:sz w:val="19"/>
+        </w:rPr>
+        <w:t xml:space="preserve">  program 설계를 결합했습니다.</w:t>
       </w:r>
     </w:p>
     <w:p>
@@ -1139,7 +1156,7 @@
           <w:color w:val="16202E"/>
           <w:sz w:val="19"/>
         </w:rPr>
-        <w:t xml:space="preserve">  서울 66개 상권의 공실을 건축물대장 실측으로 건물·층 단위까지 산출하고,</w:t>
+        <w:t xml:space="preserve">  서울 81개 상권의 공실을 건축물대장 실측으로 건물·층 단위까지 산출하고,</w:t>
       </w:r>
     </w:p>
     <w:p>
@@ -1156,7 +1173,7 @@
           <w:color w:val="16202E"/>
           <w:sz w:val="19"/>
         </w:rPr>
-        <w:t xml:space="preserve">  업종 추천과 입점 ROI 시뮬레이션을 결합했습니다. 오프라인 점포 기반</w:t>
+        <w:t xml:space="preserve">  업종 추천과 입점 ROI 시뮬레이션, 예비창업자의 팝업·가오픈·MVP 검증</w:t>
       </w:r>
     </w:p>
     <w:p>
@@ -1173,7 +1190,24 @@
           <w:color w:val="16202E"/>
           <w:sz w:val="19"/>
         </w:rPr>
-        <w:t xml:space="preserve">  창업팀의 입지 판단에 바로 쓰이는 형태입니다.</w:t>
+        <w:t xml:space="preserve">  program 설계를 결합했습니다. 오프라인 점포 기반 창업팀의 입지 판단에</w:t>
+      </w:r>
+    </w:p>
+    <w:p>
+      <w:pPr>
+        <w:shd w:val="clear" w:color="auto" w:fill="F7F9FB"/>
+        <w:spacing w:before="0" w:after="0" w:line="331" w:lineRule="auto"/>
+        <w:ind w:left="181" w:right="181"/>
+      </w:pPr>
+      <w:r>
+        <w:rPr>
+          <w:rFonts w:ascii="Noto Sans KR" w:hAnsi="Noto Sans KR" w:eastAsia="Noto Sans KR" w:cs="Noto Sans KR"/>
+          <w:b w:val="0"/>
+          <w:i w:val="0"/>
+          <w:color w:val="16202E"/>
+          <w:sz w:val="19"/>
+        </w:rPr>
+        <w:t xml:space="preserve">  바로 쓰이는 형태입니다.</w:t>
       </w:r>
     </w:p>
     <w:p>
